--- a/kayna-kayna-pay/docs/Kayna_Kayna_Pay_Guide_Utilisation.docx
+++ b/kayna-kayna-pay/docs/Kayna_Kayna_Pay_Guide_Utilisation.docx
@@ -3372,6 +3372,118 @@
     </w:p>
     <w:p>
       <w:pPr>
+        <w:spacing w:after="60" w:line="264"/>
+      </w:pPr>
+      <w:r>
+        <w:rPr>
+          <w:rFonts w:ascii="Calibri" w:cs="Calibri" w:eastAsia="Calibri" w:hAnsi="Calibri"/>
+          <w:color w:val="1B2E42"/>
+          <w:sz w:val="20"/>
+          <w:szCs w:val="20"/>
+        </w:rPr>
+        <w:t xml:space="preserve">Dès qu'un versement est validé ou rejeté, un bandeau descend en haut de l'écran, quel que soit l'endroit où se trouve le client dans l'application. Il indique le montant et le total atteint, disparaît seul au bout de quelques secondes, et ouvre l'achat concerné si on appuie dessus. Les chiffres affichés se mettent à jour au même instant.</w:t>
+      </w:r>
+    </w:p>
+    <w:tbl>
+      <w:tblPr>
+        <w:tblW w:type="dxa" w:w="9360"/>
+        <w:tblBorders>
+          <w:top w:val="none" w:color="FFFFFF" w:sz="0"/>
+          <w:left w:val="none" w:color="FFFFFF" w:sz="0"/>
+          <w:bottom w:val="none" w:color="FFFFFF" w:sz="0"/>
+          <w:right w:val="none" w:color="FFFFFF" w:sz="0"/>
+          <w:insideH w:val="none" w:color="FFFFFF" w:sz="0"/>
+          <w:insideV w:val="none" w:color="FFFFFF" w:sz="0"/>
+        </w:tblBorders>
+      </w:tblPr>
+      <w:tblGrid>
+        <w:gridCol w:w="60"/>
+        <w:gridCol w:w="9300"/>
+      </w:tblGrid>
+      <w:tr>
+        <w:tc>
+          <w:tcPr>
+            <w:tcW w:type="dxa" w:w="60"/>
+            <w:shd w:fill="A81E1A" w:val="clear"/>
+            <w:tcMar>
+              <w:top w:type="dxa" w:w="0"/>
+              <w:left w:type="dxa" w:w="0"/>
+              <w:bottom w:type="dxa" w:w="0"/>
+              <w:right w:type="dxa" w:w="0"/>
+            </w:tcMar>
+          </w:tcPr>
+          <w:p>
+            <w:pPr>
+              <w:spacing w:after="0"/>
+            </w:pPr>
+            <w:r>
+              <w:rPr>
+                <w:sz w:val="2"/>
+                <w:szCs w:val="2"/>
+              </w:rPr>
+              <w:t xml:space="preserve"/>
+            </w:r>
+          </w:p>
+        </w:tc>
+        <w:tc>
+          <w:tcPr>
+            <w:tcW w:type="dxa" w:w="9300"/>
+            <w:shd w:fill="FCEBEA" w:val="clear"/>
+            <w:tcMar>
+              <w:top w:type="dxa" w:w="120"/>
+              <w:left w:type="dxa" w:w="180"/>
+              <w:bottom w:type="dxa" w:w="120"/>
+              <w:right w:type="dxa" w:w="180"/>
+            </w:tcMar>
+          </w:tcPr>
+          <w:p>
+            <w:pPr>
+              <w:spacing w:after="70"/>
+            </w:pPr>
+            <w:r>
+              <w:rPr>
+                <w:rFonts w:ascii="Calibri" w:cs="Calibri" w:eastAsia="Calibri" w:hAnsi="Calibri"/>
+                <w:b/>
+                <w:bCs/>
+                <w:color w:val="A81E1A"/>
+                <w:spacing w:val="20"/>
+                <w:sz w:val="15"/>
+                <w:szCs w:val="15"/>
+              </w:rPr>
+              <w:t xml:space="preserve">CE QUE LE CLIENT NE REÇOIT PAS ENCORE</w:t>
+            </w:r>
+          </w:p>
+          <w:p>
+            <w:pPr>
+              <w:spacing w:after="0" w:line="264"/>
+            </w:pPr>
+            <w:r>
+              <w:rPr>
+                <w:rFonts w:ascii="Calibri" w:cs="Calibri" w:eastAsia="Calibri" w:hAnsi="Calibri"/>
+                <w:color w:val="1B2E42"/>
+                <w:sz w:val="20"/>
+                <w:szCs w:val="20"/>
+              </w:rPr>
+              <w:t xml:space="preserve">Tout cela suppose l'application ouverte. Application fermée, le client n'apprend rien : les notifications qui atteignent un téléphone en veille demandent une passerelle qui reste à mettre en place. Le client retrouve tout à sa prochaine ouverture — rien n'est perdu, seulement différé.</w:t>
+            </w:r>
+          </w:p>
+        </w:tc>
+      </w:tr>
+    </w:tbl>
+    <w:p>
+      <w:pPr>
+        <w:spacing w:after="140"/>
+      </w:pPr>
+      <w:r>
+        <w:rPr>
+          <w:sz w:val="2"/>
+          <w:szCs w:val="2"/>
+        </w:rPr>
+        <w:t xml:space="preserve"/>
+      </w:r>
+    </w:p>
+    <w:p>
+      <w:pPr>
         <w:pStyle w:val="ListParagraph"/>
         <w:numPr>
           <w:ilvl w:val="0"/>
@@ -3397,7 +3509,7 @@
           <w:sz w:val="20"/>
           <w:szCs w:val="20"/>
         </w:rPr>
-        <w:t xml:space="preserve"> — l'onglet regroupe tout l'historique : versements validés ou rejetés, achats complétés, informations de livraison, rappels d'encouragement.</w:t>
+        <w:t xml:space="preserve"> — l'onglet regroupe tout l'historique : versements validés ou rejetés, achats complétés, informations de livraison, rappels d'encouragement. Une pastille rouge sur l'onglet compte ce qui n'a pas été lu.</w:t>
       </w:r>
     </w:p>
     <w:p>
@@ -3478,6 +3590,20 @@
           <w:szCs w:val="24"/>
         </w:rPr>
         <w:t xml:space="preserve">3.1  Se connecter</w:t>
+      </w:r>
+    </w:p>
+    <w:p>
+      <w:pPr>
+        <w:spacing w:after="140" w:line="264"/>
+      </w:pPr>
+      <w:r>
+        <w:rPr>
+          <w:rFonts w:ascii="Calibri" w:cs="Calibri" w:eastAsia="Calibri" w:hAnsi="Calibri"/>
+          <w:color w:val="1B2E42"/>
+          <w:sz w:val="20"/>
+          <w:szCs w:val="20"/>
+        </w:rPr>
+        <w:t xml:space="preserve">Une fois connecté, le temps réel vaut sur toutes les pages : un versement déclaré fait apparaître un bandeau et incrémente le compteur de la « File de validation », que vous soyez sur le catalogue, les achats ou les paramètres. Un voyant en bas de la barre latérale indique si la liaison est active — une file figée par une coupure réseau se lit autrement comme une file vide.</w:t>
       </w:r>
     </w:p>
     <w:p>
@@ -5570,6 +5696,468 @@
                 <w:szCs w:val="20"/>
               </w:rPr>
               <w:t xml:space="preserve">Cela évite toute erreur de calcul, et garantit que la règle est appliquée de la même façon partout.</w:t>
+            </w:r>
+          </w:p>
+        </w:tc>
+      </w:tr>
+    </w:tbl>
+    <w:p>
+      <w:pPr>
+        <w:spacing w:after="140"/>
+      </w:pPr>
+      <w:r>
+        <w:rPr>
+          <w:sz w:val="2"/>
+          <w:szCs w:val="2"/>
+        </w:rPr>
+        <w:t xml:space="preserve"/>
+      </w:r>
+    </w:p>
+    <w:p>
+      <w:pPr>
+        <w:spacing w:after="80" w:before="190"/>
+      </w:pPr>
+      <w:r>
+        <w:rPr>
+          <w:rFonts w:ascii="Calibri" w:cs="Calibri" w:eastAsia="Calibri" w:hAnsi="Calibri"/>
+          <w:b/>
+          <w:bCs/>
+          <w:color w:val="1B2E42"/>
+          <w:sz w:val="21"/>
+          <w:szCs w:val="21"/>
+        </w:rPr>
+        <w:t xml:space="preserve">Les photos d'un produit</w:t>
+      </w:r>
+    </w:p>
+    <w:p>
+      <w:pPr>
+        <w:spacing w:after="110" w:line="264"/>
+      </w:pPr>
+      <w:r>
+        <w:rPr>
+          <w:rFonts w:ascii="Calibri" w:cs="Calibri" w:eastAsia="Calibri" w:hAnsi="Calibri"/>
+          <w:color w:val="1B2E42"/>
+          <w:sz w:val="20"/>
+          <w:szCs w:val="20"/>
+        </w:rPr>
+        <w:t xml:space="preserve">Chaque ligne du catalogue porte une vignette à gauche. Cliquez dessus — ou sur le bouton « Photos » — pour ouvrir la gestion des images.</w:t>
+      </w:r>
+    </w:p>
+    <w:tbl>
+      <w:tblPr>
+        <w:tblW w:type="dxa" w:w="9360"/>
+        <w:tblBorders>
+          <w:top w:val="none" w:color="FFFFFF" w:sz="0"/>
+          <w:left w:val="none" w:color="FFFFFF" w:sz="0"/>
+          <w:bottom w:val="none" w:color="FFFFFF" w:sz="0"/>
+          <w:right w:val="none" w:color="FFFFFF" w:sz="0"/>
+          <w:insideH w:val="none" w:color="FFFFFF" w:sz="0"/>
+          <w:insideV w:val="none" w:color="FFFFFF" w:sz="0"/>
+        </w:tblBorders>
+      </w:tblPr>
+      <w:tblGrid>
+        <w:gridCol w:w="520"/>
+        <w:gridCol w:w="8840"/>
+      </w:tblGrid>
+      <w:tr>
+        <w:tc>
+          <w:tcPr>
+            <w:tcW w:type="dxa" w:w="520"/>
+            <w:tcMar>
+              <w:top w:type="dxa" w:w="40"/>
+              <w:left w:type="dxa" w:w="0"/>
+              <w:bottom w:type="dxa" w:w="40"/>
+              <w:right w:type="dxa" w:w="100"/>
+            </w:tcMar>
+          </w:tcPr>
+          <w:p>
+            <w:pPr>
+              <w:spacing w:after="0"/>
+              <w:jc w:val="center"/>
+            </w:pPr>
+            <w:r>
+              <w:rPr>
+                <w:rFonts w:ascii="Calibri" w:cs="Calibri" w:eastAsia="Calibri" w:hAnsi="Calibri"/>
+                <w:b/>
+                <w:bCs/>
+                <w:color w:val="005CA9"/>
+                <w:sz w:val="20"/>
+                <w:szCs w:val="20"/>
+              </w:rPr>
+              <w:t xml:space="preserve">1</w:t>
+            </w:r>
+          </w:p>
+        </w:tc>
+        <w:tc>
+          <w:tcPr>
+            <w:tcW w:type="dxa" w:w="8840"/>
+            <w:tcMar>
+              <w:top w:type="dxa" w:w="40"/>
+              <w:left w:type="dxa" w:w="0"/>
+              <w:bottom w:type="dxa" w:w="90"/>
+              <w:right w:type="dxa" w:w="0"/>
+            </w:tcMar>
+          </w:tcPr>
+          <w:p>
+            <w:pPr>
+              <w:spacing w:after="0" w:line="264"/>
+            </w:pPr>
+            <w:r>
+              <w:rPr>
+                <w:rFonts w:ascii="Calibri" w:cs="Calibri" w:eastAsia="Calibri" w:hAnsi="Calibri"/>
+                <w:color w:val="1B2E42"/>
+                <w:sz w:val="20"/>
+                <w:szCs w:val="20"/>
+              </w:rPr>
+              <w:t xml:space="preserve">Glissez une photo dans le cadre, ou cliquez pour la choisir sur l'ordinateur.</w:t>
+            </w:r>
+          </w:p>
+        </w:tc>
+      </w:tr>
+    </w:tbl>
+    <w:tbl>
+      <w:tblPr>
+        <w:tblW w:type="dxa" w:w="9360"/>
+        <w:tblBorders>
+          <w:top w:val="none" w:color="FFFFFF" w:sz="0"/>
+          <w:left w:val="none" w:color="FFFFFF" w:sz="0"/>
+          <w:bottom w:val="none" w:color="FFFFFF" w:sz="0"/>
+          <w:right w:val="none" w:color="FFFFFF" w:sz="0"/>
+          <w:insideH w:val="none" w:color="FFFFFF" w:sz="0"/>
+          <w:insideV w:val="none" w:color="FFFFFF" w:sz="0"/>
+        </w:tblBorders>
+      </w:tblPr>
+      <w:tblGrid>
+        <w:gridCol w:w="520"/>
+        <w:gridCol w:w="8840"/>
+      </w:tblGrid>
+      <w:tr>
+        <w:tc>
+          <w:tcPr>
+            <w:tcW w:type="dxa" w:w="520"/>
+            <w:tcMar>
+              <w:top w:type="dxa" w:w="40"/>
+              <w:left w:type="dxa" w:w="0"/>
+              <w:bottom w:type="dxa" w:w="40"/>
+              <w:right w:type="dxa" w:w="100"/>
+            </w:tcMar>
+          </w:tcPr>
+          <w:p>
+            <w:pPr>
+              <w:spacing w:after="0"/>
+              <w:jc w:val="center"/>
+            </w:pPr>
+            <w:r>
+              <w:rPr>
+                <w:rFonts w:ascii="Calibri" w:cs="Calibri" w:eastAsia="Calibri" w:hAnsi="Calibri"/>
+                <w:b/>
+                <w:bCs/>
+                <w:color w:val="005CA9"/>
+                <w:sz w:val="20"/>
+                <w:szCs w:val="20"/>
+              </w:rPr>
+              <w:t xml:space="preserve">2</w:t>
+            </w:r>
+          </w:p>
+        </w:tc>
+        <w:tc>
+          <w:tcPr>
+            <w:tcW w:type="dxa" w:w="8840"/>
+            <w:tcMar>
+              <w:top w:type="dxa" w:w="40"/>
+              <w:left w:type="dxa" w:w="0"/>
+              <w:bottom w:type="dxa" w:w="90"/>
+              <w:right w:type="dxa" w:w="0"/>
+            </w:tcMar>
+          </w:tcPr>
+          <w:p>
+            <w:pPr>
+              <w:spacing w:after="0" w:line="264"/>
+            </w:pPr>
+            <w:r>
+              <w:rPr>
+                <w:rFonts w:ascii="Calibri" w:cs="Calibri" w:eastAsia="Calibri" w:hAnsi="Calibri"/>
+                <w:color w:val="1B2E42"/>
+                <w:sz w:val="20"/>
+                <w:szCs w:val="20"/>
+              </w:rPr>
+              <w:t xml:space="preserve">Elle est </w:t>
+            </w:r>
+            <w:r>
+              <w:rPr>
+                <w:rFonts w:ascii="Calibri" w:cs="Calibri" w:eastAsia="Calibri" w:hAnsi="Calibri"/>
+                <w:b/>
+                <w:bCs/>
+                <w:color w:val="1B2E42"/>
+                <w:sz w:val="20"/>
+                <w:szCs w:val="20"/>
+              </w:rPr>
+              <w:t xml:space="preserve">réduite automatiquement</w:t>
+            </w:r>
+            <w:r>
+              <w:rPr>
+                <w:rFonts w:ascii="Calibri" w:cs="Calibri" w:eastAsia="Calibri" w:hAnsi="Calibri"/>
+                <w:color w:val="1B2E42"/>
+                <w:sz w:val="20"/>
+                <w:szCs w:val="20"/>
+              </w:rPr>
+              <w:t xml:space="preserve"> : n'hésitez pas à envoyer la photo telle qu'elle sort de l'appareil, même très lourde.</w:t>
+            </w:r>
+          </w:p>
+        </w:tc>
+      </w:tr>
+    </w:tbl>
+    <w:tbl>
+      <w:tblPr>
+        <w:tblW w:type="dxa" w:w="9360"/>
+        <w:tblBorders>
+          <w:top w:val="none" w:color="FFFFFF" w:sz="0"/>
+          <w:left w:val="none" w:color="FFFFFF" w:sz="0"/>
+          <w:bottom w:val="none" w:color="FFFFFF" w:sz="0"/>
+          <w:right w:val="none" w:color="FFFFFF" w:sz="0"/>
+          <w:insideH w:val="none" w:color="FFFFFF" w:sz="0"/>
+          <w:insideV w:val="none" w:color="FFFFFF" w:sz="0"/>
+        </w:tblBorders>
+      </w:tblPr>
+      <w:tblGrid>
+        <w:gridCol w:w="520"/>
+        <w:gridCol w:w="8840"/>
+      </w:tblGrid>
+      <w:tr>
+        <w:tc>
+          <w:tcPr>
+            <w:tcW w:type="dxa" w:w="520"/>
+            <w:tcMar>
+              <w:top w:type="dxa" w:w="40"/>
+              <w:left w:type="dxa" w:w="0"/>
+              <w:bottom w:type="dxa" w:w="40"/>
+              <w:right w:type="dxa" w:w="100"/>
+            </w:tcMar>
+          </w:tcPr>
+          <w:p>
+            <w:pPr>
+              <w:spacing w:after="0"/>
+              <w:jc w:val="center"/>
+            </w:pPr>
+            <w:r>
+              <w:rPr>
+                <w:rFonts w:ascii="Calibri" w:cs="Calibri" w:eastAsia="Calibri" w:hAnsi="Calibri"/>
+                <w:b/>
+                <w:bCs/>
+                <w:color w:val="005CA9"/>
+                <w:sz w:val="20"/>
+                <w:szCs w:val="20"/>
+              </w:rPr>
+              <w:t xml:space="preserve">3</w:t>
+            </w:r>
+          </w:p>
+        </w:tc>
+        <w:tc>
+          <w:tcPr>
+            <w:tcW w:type="dxa" w:w="8840"/>
+            <w:tcMar>
+              <w:top w:type="dxa" w:w="40"/>
+              <w:left w:type="dxa" w:w="0"/>
+              <w:bottom w:type="dxa" w:w="90"/>
+              <w:right w:type="dxa" w:w="0"/>
+            </w:tcMar>
+          </w:tcPr>
+          <w:p>
+            <w:pPr>
+              <w:spacing w:after="0" w:line="264"/>
+            </w:pPr>
+            <w:r>
+              <w:rPr>
+                <w:rFonts w:ascii="Calibri" w:cs="Calibri" w:eastAsia="Calibri" w:hAnsi="Calibri"/>
+                <w:color w:val="1B2E42"/>
+                <w:sz w:val="20"/>
+                <w:szCs w:val="20"/>
+              </w:rPr>
+              <w:t xml:space="preserve">La première photo de la liste est celle qui s'affiche partout. Pour en changer, cliquez « Mettre en tête » sur une autre.</w:t>
+            </w:r>
+          </w:p>
+        </w:tc>
+      </w:tr>
+    </w:tbl>
+    <w:tbl>
+      <w:tblPr>
+        <w:tblW w:type="dxa" w:w="9360"/>
+        <w:tblBorders>
+          <w:top w:val="none" w:color="FFFFFF" w:sz="0"/>
+          <w:left w:val="none" w:color="FFFFFF" w:sz="0"/>
+          <w:bottom w:val="none" w:color="FFFFFF" w:sz="0"/>
+          <w:right w:val="none" w:color="FFFFFF" w:sz="0"/>
+          <w:insideH w:val="none" w:color="FFFFFF" w:sz="0"/>
+          <w:insideV w:val="none" w:color="FFFFFF" w:sz="0"/>
+        </w:tblBorders>
+      </w:tblPr>
+      <w:tblGrid>
+        <w:gridCol w:w="520"/>
+        <w:gridCol w:w="8840"/>
+      </w:tblGrid>
+      <w:tr>
+        <w:tc>
+          <w:tcPr>
+            <w:tcW w:type="dxa" w:w="520"/>
+            <w:tcMar>
+              <w:top w:type="dxa" w:w="40"/>
+              <w:left w:type="dxa" w:w="0"/>
+              <w:bottom w:type="dxa" w:w="40"/>
+              <w:right w:type="dxa" w:w="100"/>
+            </w:tcMar>
+          </w:tcPr>
+          <w:p>
+            <w:pPr>
+              <w:spacing w:after="0"/>
+              <w:jc w:val="center"/>
+            </w:pPr>
+            <w:r>
+              <w:rPr>
+                <w:rFonts w:ascii="Calibri" w:cs="Calibri" w:eastAsia="Calibri" w:hAnsi="Calibri"/>
+                <w:b/>
+                <w:bCs/>
+                <w:color w:val="005CA9"/>
+                <w:sz w:val="20"/>
+                <w:szCs w:val="20"/>
+              </w:rPr>
+              <w:t xml:space="preserve">4</w:t>
+            </w:r>
+          </w:p>
+        </w:tc>
+        <w:tc>
+          <w:tcPr>
+            <w:tcW w:type="dxa" w:w="8840"/>
+            <w:tcMar>
+              <w:top w:type="dxa" w:w="40"/>
+              <w:left w:type="dxa" w:w="0"/>
+              <w:bottom w:type="dxa" w:w="90"/>
+              <w:right w:type="dxa" w:w="0"/>
+            </w:tcMar>
+          </w:tcPr>
+          <w:p>
+            <w:pPr>
+              <w:spacing w:after="0" w:line="264"/>
+            </w:pPr>
+            <w:r>
+              <w:rPr>
+                <w:rFonts w:ascii="Calibri" w:cs="Calibri" w:eastAsia="Calibri" w:hAnsi="Calibri"/>
+                <w:color w:val="1B2E42"/>
+                <w:sz w:val="20"/>
+                <w:szCs w:val="20"/>
+              </w:rPr>
+              <w:t xml:space="preserve">Cinq photos au maximum par produit. « Retirer » en supprime une définitivement.</w:t>
+            </w:r>
+          </w:p>
+        </w:tc>
+      </w:tr>
+    </w:tbl>
+    <w:p>
+      <w:pPr>
+        <w:spacing w:after="100"/>
+      </w:pPr>
+      <w:r>
+        <w:rPr>
+          <w:sz w:val="2"/>
+          <w:szCs w:val="2"/>
+        </w:rPr>
+        <w:t xml:space="preserve"/>
+      </w:r>
+    </w:p>
+    <w:tbl>
+      <w:tblPr>
+        <w:tblW w:type="dxa" w:w="9360"/>
+        <w:tblBorders>
+          <w:top w:val="none" w:color="FFFFFF" w:sz="0"/>
+          <w:left w:val="none" w:color="FFFFFF" w:sz="0"/>
+          <w:bottom w:val="none" w:color="FFFFFF" w:sz="0"/>
+          <w:right w:val="none" w:color="FFFFFF" w:sz="0"/>
+          <w:insideH w:val="none" w:color="FFFFFF" w:sz="0"/>
+          <w:insideV w:val="none" w:color="FFFFFF" w:sz="0"/>
+        </w:tblBorders>
+      </w:tblPr>
+      <w:tblGrid>
+        <w:gridCol w:w="60"/>
+        <w:gridCol w:w="9300"/>
+      </w:tblGrid>
+      <w:tr>
+        <w:tc>
+          <w:tcPr>
+            <w:tcW w:type="dxa" w:w="60"/>
+            <w:shd w:fill="F2A900" w:val="clear"/>
+            <w:tcMar>
+              <w:top w:type="dxa" w:w="0"/>
+              <w:left w:type="dxa" w:w="0"/>
+              <w:bottom w:type="dxa" w:w="0"/>
+              <w:right w:type="dxa" w:w="0"/>
+            </w:tcMar>
+          </w:tcPr>
+          <w:p>
+            <w:pPr>
+              <w:spacing w:after="0"/>
+            </w:pPr>
+            <w:r>
+              <w:rPr>
+                <w:sz w:val="2"/>
+                <w:szCs w:val="2"/>
+              </w:rPr>
+              <w:t xml:space="preserve"/>
+            </w:r>
+          </w:p>
+        </w:tc>
+        <w:tc>
+          <w:tcPr>
+            <w:tcW w:type="dxa" w:w="9300"/>
+            <w:shd w:fill="FFF6E2" w:val="clear"/>
+            <w:tcMar>
+              <w:top w:type="dxa" w:w="120"/>
+              <w:left w:type="dxa" w:w="180"/>
+              <w:bottom w:type="dxa" w:w="120"/>
+              <w:right w:type="dxa" w:w="180"/>
+            </w:tcMar>
+          </w:tcPr>
+          <w:p>
+            <w:pPr>
+              <w:spacing w:after="70"/>
+            </w:pPr>
+            <w:r>
+              <w:rPr>
+                <w:rFonts w:ascii="Calibri" w:cs="Calibri" w:eastAsia="Calibri" w:hAnsi="Calibri"/>
+                <w:b/>
+                <w:bCs/>
+                <w:color w:val="8A6100"/>
+                <w:spacing w:val="20"/>
+                <w:sz w:val="15"/>
+                <w:szCs w:val="15"/>
+              </w:rPr>
+              <w:t xml:space="preserve">POURQUOI LES PHOTOS SONT RÉDUITES</w:t>
+            </w:r>
+          </w:p>
+          <w:p>
+            <w:pPr>
+              <w:spacing w:after="60" w:line="264"/>
+            </w:pPr>
+            <w:r>
+              <w:rPr>
+                <w:rFonts w:ascii="Calibri" w:cs="Calibri" w:eastAsia="Calibri" w:hAnsi="Calibri"/>
+                <w:color w:val="1B2E42"/>
+                <w:sz w:val="20"/>
+                <w:szCs w:val="20"/>
+              </w:rPr>
+              <w:t xml:space="preserve">Vos clients consultent le catalogue sur un forfait payé au mégaoctet, souvent en 3G. Une photo de téléphone pèse plusieurs mégaoctets ; vingt d'entre elles et la consultation coûterait plus cher que le produit. La plateforme en conserve deux versions allégées et jette l'originale.</w:t>
+            </w:r>
+          </w:p>
+          <w:p>
+            <w:pPr>
+              <w:spacing w:after="0" w:line="264"/>
+            </w:pPr>
+            <w:r>
+              <w:rPr>
+                <w:rFonts w:ascii="Calibri" w:cs="Calibri" w:eastAsia="Calibri" w:hAnsi="Calibri"/>
+                <w:color w:val="1B2E42"/>
+                <w:sz w:val="20"/>
+                <w:szCs w:val="20"/>
+              </w:rPr>
+              <w:t xml:space="preserve">Les données de localisation contenues dans le fichier sont effacées au passage : une photo prise en boutique porte souvent ses coordonnées GPS.</w:t>
             </w:r>
           </w:p>
         </w:tc>
